--- a/ai_11/volodymyr_bychkovskyi/epic_1/epic_1_report_volodymyr_bychkovskyi.docx
+++ b/ai_11/volodymyr_bychkovskyi/epic_1/epic_1_report_volodymyr_bychkovskyi.docx
@@ -106,12 +106,12 @@
             <wp:extent cx="2710845" cy="2571750"/>
             <wp:effectExtent b="0" l="0" r="0" t="0"/>
             <wp:wrapNone/>
-            <wp:docPr descr="A blue and white logo&#10;&#10;Description automatically generated" id="73" name="image19.jpg"/>
+            <wp:docPr descr="A blue and white logo&#10;&#10;Description automatically generated" id="98" name="image8.jpg"/>
             <a:graphic>
               <a:graphicData uri="http://schemas.openxmlformats.org/drawingml/2006/picture">
                 <pic:pic>
                   <pic:nvPicPr>
-                    <pic:cNvPr descr="A blue and white logo&#10;&#10;Description automatically generated" id="0" name="image19.jpg"/>
+                    <pic:cNvPr descr="A blue and white logo&#10;&#10;Description automatically generated" id="0" name="image8.jpg"/>
                     <pic:cNvPicPr preferRelativeResize="0"/>
                   </pic:nvPicPr>
                   <pic:blipFill>
@@ -2394,6 +2394,7 @@
         </w:numPr>
         <w:spacing w:after="60" w:line="288" w:lineRule="auto"/>
         <w:ind w:left="1620" w:hanging="270"/>
+        <w:rPr/>
       </w:pPr>
       <w:r>
         <w:rPr>
@@ -3547,6 +3548,7 @@
         </w:numPr>
         <w:spacing w:after="60" w:line="288" w:lineRule="auto"/>
         <w:ind w:left="1620" w:hanging="270"/>
+        <w:rPr/>
       </w:pPr>
       <w:r>
         <w:rPr>
@@ -6069,12 +6071,12 @@
           <wp:inline distB="114300" distT="114300" distL="114300" distR="114300">
             <wp:extent cx="5753100" cy="1219200"/>
             <wp:effectExtent b="0" l="0" r="0" t="0"/>
-            <wp:docPr id="65" name="image3.png"/>
+            <wp:docPr id="90" name="image24.png"/>
             <a:graphic>
               <a:graphicData uri="http://schemas.openxmlformats.org/drawingml/2006/picture">
                 <pic:pic>
                   <pic:nvPicPr>
-                    <pic:cNvPr id="0" name="image3.png"/>
+                    <pic:cNvPr id="0" name="image24.png"/>
                     <pic:cNvPicPr preferRelativeResize="0"/>
                   </pic:nvPicPr>
                   <pic:blipFill>
@@ -6231,12 +6233,12 @@
           <wp:inline distB="114300" distT="114300" distL="114300" distR="114300">
             <wp:extent cx="5940115" cy="1054100"/>
             <wp:effectExtent b="0" l="0" r="0" t="0"/>
-            <wp:docPr id="64" name="image9.png"/>
+            <wp:docPr id="89" name="image14.png"/>
             <a:graphic>
               <a:graphicData uri="http://schemas.openxmlformats.org/drawingml/2006/picture">
                 <pic:pic>
                   <pic:nvPicPr>
-                    <pic:cNvPr id="0" name="image9.png"/>
+                    <pic:cNvPr id="0" name="image14.png"/>
                     <pic:cNvPicPr preferRelativeResize="0"/>
                   </pic:nvPicPr>
                   <pic:blipFill>
@@ -6393,12 +6395,12 @@
           <wp:inline distB="114300" distT="114300" distL="114300" distR="114300">
             <wp:extent cx="5940115" cy="622300"/>
             <wp:effectExtent b="0" l="0" r="0" t="0"/>
-            <wp:docPr id="67" name="image10.png"/>
+            <wp:docPr id="92" name="image7.png"/>
             <a:graphic>
               <a:graphicData uri="http://schemas.openxmlformats.org/drawingml/2006/picture">
                 <pic:pic>
                   <pic:nvPicPr>
-                    <pic:cNvPr id="0" name="image10.png"/>
+                    <pic:cNvPr id="0" name="image7.png"/>
                     <pic:cNvPicPr preferRelativeResize="0"/>
                   </pic:nvPicPr>
                   <pic:blipFill>
@@ -6696,12 +6698,12 @@
           <wp:inline distB="114300" distT="114300" distL="114300" distR="114300">
             <wp:extent cx="1314450" cy="7058025"/>
             <wp:effectExtent b="0" l="0" r="0" t="0"/>
-            <wp:docPr id="66" name="image21.png"/>
+            <wp:docPr id="91" name="image17.png"/>
             <a:graphic>
               <a:graphicData uri="http://schemas.openxmlformats.org/drawingml/2006/picture">
                 <pic:pic>
                   <pic:nvPicPr>
-                    <pic:cNvPr id="0" name="image21.png"/>
+                    <pic:cNvPr id="0" name="image17.png"/>
                     <pic:cNvPicPr preferRelativeResize="0"/>
                   </pic:nvPicPr>
                   <pic:blipFill>
@@ -6778,12 +6780,12 @@
           <wp:inline distB="114300" distT="114300" distL="114300" distR="114300">
             <wp:extent cx="3686175" cy="6867525"/>
             <wp:effectExtent b="0" l="0" r="0" t="0"/>
-            <wp:docPr id="69" name="image8.png"/>
+            <wp:docPr id="94" name="image3.png"/>
             <a:graphic>
               <a:graphicData uri="http://schemas.openxmlformats.org/drawingml/2006/picture">
                 <pic:pic>
                   <pic:nvPicPr>
-                    <pic:cNvPr id="0" name="image8.png"/>
+                    <pic:cNvPr id="0" name="image3.png"/>
                     <pic:cNvPicPr preferRelativeResize="0"/>
                   </pic:nvPicPr>
                   <pic:blipFill>
@@ -6860,12 +6862,12 @@
           <wp:inline distB="114300" distT="114300" distL="114300" distR="114300">
             <wp:extent cx="4286250" cy="6810375"/>
             <wp:effectExtent b="0" l="0" r="0" t="0"/>
-            <wp:docPr id="68" name="image11.png"/>
+            <wp:docPr id="93" name="image10.png"/>
             <a:graphic>
               <a:graphicData uri="http://schemas.openxmlformats.org/drawingml/2006/picture">
                 <pic:pic>
                   <pic:nvPicPr>
-                    <pic:cNvPr id="0" name="image11.png"/>
+                    <pic:cNvPr id="0" name="image10.png"/>
                     <pic:cNvPicPr preferRelativeResize="0"/>
                   </pic:nvPicPr>
                   <pic:blipFill>
@@ -6942,12 +6944,12 @@
           <wp:inline distB="114300" distT="114300" distL="114300" distR="114300">
             <wp:extent cx="4152900" cy="6210300"/>
             <wp:effectExtent b="0" l="0" r="0" t="0"/>
-            <wp:docPr id="71" name="image5.png"/>
+            <wp:docPr id="96" name="image6.png"/>
             <a:graphic>
               <a:graphicData uri="http://schemas.openxmlformats.org/drawingml/2006/picture">
                 <pic:pic>
                   <pic:nvPicPr>
-                    <pic:cNvPr id="0" name="image5.png"/>
+                    <pic:cNvPr id="0" name="image6.png"/>
                     <pic:cNvPicPr preferRelativeResize="0"/>
                   </pic:nvPicPr>
                   <pic:blipFill>
@@ -7024,12 +7026,12 @@
           <wp:inline distB="114300" distT="114300" distL="114300" distR="114300">
             <wp:extent cx="3829050" cy="6953250"/>
             <wp:effectExtent b="0" l="0" r="0" t="0"/>
-            <wp:docPr id="70" name="image7.png"/>
+            <wp:docPr id="95" name="image2.png"/>
             <a:graphic>
               <a:graphicData uri="http://schemas.openxmlformats.org/drawingml/2006/picture">
                 <pic:pic>
                   <pic:nvPicPr>
-                    <pic:cNvPr id="0" name="image7.png"/>
+                    <pic:cNvPr id="0" name="image2.png"/>
                     <pic:cNvPicPr preferRelativeResize="0"/>
                   </pic:nvPicPr>
                   <pic:blipFill>
@@ -9239,12 +9241,12 @@
           <wp:inline distB="114300" distT="114300" distL="114300" distR="114300">
             <wp:extent cx="5940115" cy="2705100"/>
             <wp:effectExtent b="0" l="0" r="0" t="0"/>
-            <wp:docPr id="75" name="image15.png"/>
+            <wp:docPr id="100" name="image19.png"/>
             <a:graphic>
               <a:graphicData uri="http://schemas.openxmlformats.org/drawingml/2006/picture">
                 <pic:pic>
                   <pic:nvPicPr>
-                    <pic:cNvPr id="0" name="image15.png"/>
+                    <pic:cNvPr id="0" name="image19.png"/>
                     <pic:cNvPicPr preferRelativeResize="0"/>
                   </pic:nvPicPr>
                   <pic:blipFill>
@@ -9388,12 +9390,12 @@
           <wp:inline distB="114300" distT="114300" distL="114300" distR="114300">
             <wp:extent cx="5940115" cy="4419600"/>
             <wp:effectExtent b="0" l="0" r="0" t="0"/>
-            <wp:docPr id="72" name="image13.png"/>
+            <wp:docPr id="97" name="image15.png"/>
             <a:graphic>
               <a:graphicData uri="http://schemas.openxmlformats.org/drawingml/2006/picture">
                 <pic:pic>
                   <pic:nvPicPr>
-                    <pic:cNvPr id="0" name="image13.png"/>
+                    <pic:cNvPr id="0" name="image15.png"/>
                     <pic:cNvPicPr preferRelativeResize="0"/>
                   </pic:nvPicPr>
                   <pic:blipFill>
@@ -9463,12 +9465,12 @@
           <wp:inline distB="114300" distT="114300" distL="114300" distR="114300">
             <wp:extent cx="5940115" cy="1930400"/>
             <wp:effectExtent b="0" l="0" r="0" t="0"/>
-            <wp:docPr id="74" name="image2.png"/>
+            <wp:docPr id="99" name="image11.png"/>
             <a:graphic>
               <a:graphicData uri="http://schemas.openxmlformats.org/drawingml/2006/picture">
                 <pic:pic>
                   <pic:nvPicPr>
-                    <pic:cNvPr id="0" name="image2.png"/>
+                    <pic:cNvPr id="0" name="image11.png"/>
                     <pic:cNvPicPr preferRelativeResize="0"/>
                   </pic:nvPicPr>
                   <pic:blipFill>
@@ -9612,12 +9614,12 @@
           <wp:inline distB="114300" distT="114300" distL="114300" distR="114300">
             <wp:extent cx="5940115" cy="444500"/>
             <wp:effectExtent b="0" l="0" r="0" t="0"/>
-            <wp:docPr id="76" name="image12.png"/>
+            <wp:docPr id="101" name="image25.png"/>
             <a:graphic>
               <a:graphicData uri="http://schemas.openxmlformats.org/drawingml/2006/picture">
                 <pic:pic>
                   <pic:nvPicPr>
-                    <pic:cNvPr id="0" name="image12.png"/>
+                    <pic:cNvPr id="0" name="image25.png"/>
                     <pic:cNvPicPr preferRelativeResize="0"/>
                   </pic:nvPicPr>
                   <pic:blipFill>
@@ -9761,7 +9763,7 @@
           <wp:inline distB="114300" distT="114300" distL="114300" distR="114300">
             <wp:extent cx="5940115" cy="3149600"/>
             <wp:effectExtent b="0" l="0" r="0" t="0"/>
-            <wp:docPr id="77" name="image16.png"/>
+            <wp:docPr id="102" name="image16.png"/>
             <a:graphic>
               <a:graphicData uri="http://schemas.openxmlformats.org/drawingml/2006/picture">
                 <pic:pic>
@@ -9868,12 +9870,12 @@
           <wp:inline distB="114300" distT="114300" distL="114300" distR="114300">
             <wp:extent cx="5257800" cy="1762125"/>
             <wp:effectExtent b="0" l="0" r="0" t="0"/>
-            <wp:docPr id="78" name="image6.png"/>
+            <wp:docPr id="103" name="image5.png"/>
             <a:graphic>
               <a:graphicData uri="http://schemas.openxmlformats.org/drawingml/2006/picture">
                 <pic:pic>
                   <pic:nvPicPr>
-                    <pic:cNvPr id="0" name="image6.png"/>
+                    <pic:cNvPr id="0" name="image5.png"/>
                     <pic:cNvPicPr preferRelativeResize="0"/>
                   </pic:nvPicPr>
                   <pic:blipFill>
@@ -10017,12 +10019,12 @@
           <wp:inline distB="114300" distT="114300" distL="114300" distR="114300">
             <wp:extent cx="5940115" cy="3149600"/>
             <wp:effectExtent b="0" l="0" r="0" t="0"/>
-            <wp:docPr id="79" name="image17.png"/>
+            <wp:docPr id="104" name="image20.png"/>
             <a:graphic>
               <a:graphicData uri="http://schemas.openxmlformats.org/drawingml/2006/picture">
                 <pic:pic>
                   <pic:nvPicPr>
-                    <pic:cNvPr id="0" name="image17.png"/>
+                    <pic:cNvPr id="0" name="image20.png"/>
                     <pic:cNvPicPr preferRelativeResize="0"/>
                   </pic:nvPicPr>
                   <pic:blipFill>
@@ -10179,7 +10181,7 @@
           <wp:inline distB="114300" distT="114300" distL="114300" distR="114300">
             <wp:extent cx="5940115" cy="622300"/>
             <wp:effectExtent b="0" l="0" r="0" t="0"/>
-            <wp:docPr id="80" name="image22.png"/>
+            <wp:docPr id="105" name="image22.png"/>
             <a:graphic>
               <a:graphicData uri="http://schemas.openxmlformats.org/drawingml/2006/picture">
                 <pic:pic>
@@ -10328,12 +10330,12 @@
           <wp:inline distB="114300" distT="114300" distL="114300" distR="114300">
             <wp:extent cx="5940115" cy="2336800"/>
             <wp:effectExtent b="0" l="0" r="0" t="0"/>
-            <wp:docPr id="81" name="image23.png"/>
+            <wp:docPr id="106" name="image18.png"/>
             <a:graphic>
               <a:graphicData uri="http://schemas.openxmlformats.org/drawingml/2006/picture">
                 <pic:pic>
                   <pic:nvPicPr>
-                    <pic:cNvPr id="0" name="image23.png"/>
+                    <pic:cNvPr id="0" name="image18.png"/>
                     <pic:cNvPicPr preferRelativeResize="0"/>
                   </pic:nvPicPr>
                   <pic:blipFill>
@@ -10477,12 +10479,12 @@
           <wp:inline distB="114300" distT="114300" distL="114300" distR="114300">
             <wp:extent cx="5940115" cy="1778000"/>
             <wp:effectExtent b="0" l="0" r="0" t="0"/>
-            <wp:docPr id="82" name="image20.png"/>
+            <wp:docPr id="107" name="image21.png"/>
             <a:graphic>
               <a:graphicData uri="http://schemas.openxmlformats.org/drawingml/2006/picture">
                 <pic:pic>
                   <pic:nvPicPr>
-                    <pic:cNvPr id="0" name="image20.png"/>
+                    <pic:cNvPr id="0" name="image21.png"/>
                     <pic:cNvPicPr preferRelativeResize="0"/>
                   </pic:nvPicPr>
                   <pic:blipFill>
@@ -23481,12 +23483,12 @@
           <wp:inline distB="114300" distT="114300" distL="114300" distR="114300">
             <wp:extent cx="5553075" cy="2038350"/>
             <wp:effectExtent b="0" l="0" r="0" t="0"/>
-            <wp:docPr id="83" name="image24.png"/>
+            <wp:docPr id="108" name="image23.png"/>
             <a:graphic>
               <a:graphicData uri="http://schemas.openxmlformats.org/drawingml/2006/picture">
                 <pic:pic>
                   <pic:nvPicPr>
-                    <pic:cNvPr id="0" name="image24.png"/>
+                    <pic:cNvPr id="0" name="image23.png"/>
                     <pic:cNvPicPr preferRelativeResize="0"/>
                   </pic:nvPicPr>
                   <pic:blipFill>
@@ -23599,12 +23601,12 @@
           <wp:inline distB="114300" distT="114300" distL="114300" distR="114300">
             <wp:extent cx="5940115" cy="114300"/>
             <wp:effectExtent b="0" l="0" r="0" t="0"/>
-            <wp:docPr id="60" name="image1.png"/>
+            <wp:docPr id="84" name="image12.png"/>
             <a:graphic>
               <a:graphicData uri="http://schemas.openxmlformats.org/drawingml/2006/picture">
                 <pic:pic>
                   <pic:nvPicPr>
-                    <pic:cNvPr id="0" name="image1.png"/>
+                    <pic:cNvPr id="0" name="image12.png"/>
                     <pic:cNvPicPr preferRelativeResize="0"/>
                   </pic:nvPicPr>
                   <pic:blipFill>
@@ -23714,12 +23716,12 @@
           <wp:inline distB="114300" distT="114300" distL="114300" distR="114300">
             <wp:extent cx="5940115" cy="114300"/>
             <wp:effectExtent b="0" l="0" r="0" t="0"/>
-            <wp:docPr id="61" name="image14.png"/>
+            <wp:docPr id="85" name="image9.png"/>
             <a:graphic>
               <a:graphicData uri="http://schemas.openxmlformats.org/drawingml/2006/picture">
                 <pic:pic>
                   <pic:nvPicPr>
-                    <pic:cNvPr id="0" name="image14.png"/>
+                    <pic:cNvPr id="0" name="image9.png"/>
                     <pic:cNvPicPr preferRelativeResize="0"/>
                   </pic:nvPicPr>
                   <pic:blipFill>
@@ -23829,7 +23831,7 @@
           <wp:inline distB="114300" distT="114300" distL="114300" distR="114300">
             <wp:extent cx="5940115" cy="127000"/>
             <wp:effectExtent b="0" l="0" r="0" t="0"/>
-            <wp:docPr id="62" name="image4.png"/>
+            <wp:docPr id="86" name="image4.png"/>
             <a:graphic>
               <a:graphicData uri="http://schemas.openxmlformats.org/drawingml/2006/picture">
                 <pic:pic>
@@ -26537,12 +26539,12 @@
           <wp:inline distB="114300" distT="114300" distL="114300" distR="114300">
             <wp:extent cx="5940115" cy="3683000"/>
             <wp:effectExtent b="0" l="0" r="0" t="0"/>
-            <wp:docPr id="63" name="image18.jpg"/>
+            <wp:docPr id="87" name="image13.jpg"/>
             <a:graphic>
               <a:graphicData uri="http://schemas.openxmlformats.org/drawingml/2006/picture">
                 <pic:pic>
                   <pic:nvPicPr>
-                    <pic:cNvPr id="0" name="image18.jpg"/>
+                    <pic:cNvPr id="0" name="image13.jpg"/>
                     <pic:cNvPicPr preferRelativeResize="0"/>
                   </pic:nvPicPr>
                   <pic:blipFill>
@@ -26607,6 +26609,85 @@
       </w:pPr>
       <w:r>
         <w:rPr>
+          <w:i w:val="1"/>
+          <w:iCs w:val="1"/>
+          <w:sz w:val="24"/>
+          <w:szCs w:val="24"/>
+        </w:rPr>
+        <w:drawing>
+          <wp:inline distB="114300" distT="114300" distL="114300" distR="114300">
+            <wp:extent cx="5940115" cy="5219700"/>
+            <wp:effectExtent b="0" l="0" r="0" t="0"/>
+            <wp:docPr id="88" name="image1.png"/>
+            <a:graphic>
+              <a:graphicData uri="http://schemas.openxmlformats.org/drawingml/2006/picture">
+                <pic:pic>
+                  <pic:nvPicPr>
+                    <pic:cNvPr id="0" name="image1.png"/>
+                    <pic:cNvPicPr preferRelativeResize="0"/>
+                  </pic:nvPicPr>
+                  <pic:blipFill>
+                    <a:blip r:embed="rId45"/>
+                    <a:srcRect b="0" l="0" r="0" t="0"/>
+                    <a:stretch>
+                      <a:fillRect/>
+                    </a:stretch>
+                  </pic:blipFill>
+                  <pic:spPr>
+                    <a:xfrm>
+                      <a:off x="0" y="0"/>
+                      <a:ext cx="5940115" cy="5219700"/>
+                    </a:xfrm>
+                    <a:prstGeom prst="rect"/>
+                    <a:ln/>
+                  </pic:spPr>
+                </pic:pic>
+              </a:graphicData>
+            </a:graphic>
+          </wp:inline>
+        </w:drawing>
+      </w:r>
+      <w:r>
+        <w:rPr>
+          <w:rtl w:val="0"/>
+        </w:rPr>
+      </w:r>
+    </w:p>
+    <w:p>
+      <w:pPr>
+        <w:spacing w:after="160" w:lineRule="auto"/>
+        <w:jc w:val="center"/>
+        <w:rPr>
+          <w:i w:val="1"/>
+          <w:iCs w:val="1"/>
+          <w:sz w:val="24"/>
+          <w:szCs w:val="24"/>
+        </w:rPr>
+      </w:pPr>
+      <w:r>
+        <w:rPr>
+          <w:i w:val="1"/>
+          <w:iCs w:val="1"/>
+          <w:sz w:val="24"/>
+          <w:szCs w:val="24"/>
+          <w:rtl w:val="0"/>
+        </w:rPr>
+        <w:t xml:space="preserve">Рис. 24 Отримав рев’ю від команди</w:t>
+      </w:r>
+    </w:p>
+    <w:p>
+      <w:pPr>
+        <w:spacing w:after="160" w:before="0" w:lineRule="auto"/>
+        <w:jc w:val="center"/>
+        <w:rPr>
+          <w:i w:val="1"/>
+          <w:iCs w:val="1"/>
+          <w:sz w:val="24"/>
+          <w:szCs w:val="24"/>
+        </w:rPr>
+      </w:pPr>
+      <w:r>
+        <w:rPr>
           <w:rtl w:val="0"/>
         </w:rPr>
       </w:r>
@@ -26855,9 +26936,9 @@
       </w:r>
     </w:p>
     <w:sectPr>
-      <w:headerReference r:id="rId45" w:type="first"/>
-      <w:footerReference r:id="rId46" w:type="default"/>
-      <w:footerReference r:id="rId47" w:type="first"/>
+      <w:headerReference r:id="rId46" w:type="first"/>
+      <w:footerReference r:id="rId47" w:type="default"/>
+      <w:footerReference r:id="rId48" w:type="first"/>
       <w:pgSz w:h="16838" w:w="11906" w:orient="portrait"/>
       <w:pgMar w:bottom="1134" w:top="1134" w:left="1701" w:right="850" w:header="708" w:footer="708"/>
       <w:pgNumType w:start="0"/>
@@ -27474,6 +27555,20 @@
   <w:style w:type="paragraph" w:styleId="Normal" w:default="1">
     <w:name w:val="normal"/>
   </w:style>
+  <w:style w:type="table" w:styleId="TableNormal" w:default="1">
+    <w:name w:val="TableNormal"/>
+    <w:tblPr>
+      <w:tblCellMar>
+        <w:top w:w="100.0" w:type="dxa"/>
+        <w:left w:w="100.0" w:type="dxa"/>
+        <w:bottom w:w="100.0" w:type="dxa"/>
+        <w:right w:w="100.0" w:type="dxa"/>
+      </w:tblCellMar>
+    </w:tblPr>
+  </w:style>
+  <w:style w:type="paragraph" w:styleId="Normal" w:default="1">
+    <w:name w:val="normal"/>
+  </w:style>
   <w:style w:type="paragraph" w:styleId="Strong">
     <w:name w:val="Strong"/>
     <w:basedOn w:val="Normal"/>
@@ -27572,6 +27667,32 @@
       <w:sz w:val="20"/>
       <w:szCs w:val="20"/>
     </w:rPr>
+  </w:style>
+  <w:style w:type="table" w:styleId="Table1">
+    <w:basedOn w:val="TableNormal"/>
+    <w:tblPr>
+      <w:tblStyleRowBandSize w:val="1"/>
+      <w:tblStyleColBandSize w:val="1"/>
+      <w:tblCellMar>
+        <w:top w:w="0.0" w:type="dxa"/>
+        <w:left w:w="115.0" w:type="dxa"/>
+        <w:bottom w:w="0.0" w:type="dxa"/>
+        <w:right w:w="115.0" w:type="dxa"/>
+      </w:tblCellMar>
+    </w:tblPr>
+  </w:style>
+  <w:style w:type="table" w:styleId="Table2">
+    <w:basedOn w:val="TableNormal"/>
+    <w:tblPr>
+      <w:tblStyleRowBandSize w:val="1"/>
+      <w:tblStyleColBandSize w:val="1"/>
+      <w:tblCellMar>
+        <w:top w:w="0.0" w:type="dxa"/>
+        <w:left w:w="115.0" w:type="dxa"/>
+        <w:bottom w:w="0.0" w:type="dxa"/>
+        <w:right w:w="115.0" w:type="dxa"/>
+      </w:tblCellMar>
+    </w:tblPr>
   </w:style>
   <w:style w:type="table" w:styleId="Table1">
     <w:basedOn w:val="TableNormal"/>
@@ -28021,7 +28142,7 @@
 
 <file path=customXML/item1.xml><?xml version="1.0" encoding="utf-8"?>
 <go:gDocsCustomXmlDataStorage xmlns:go="http://customooxmlschemas.google.com/" xmlns:r="http://schemas.openxmlformats.org/officeDocument/2006/relationships" uri="GoogleDocsCustomDataVersion2">
-  <go:docsCustomData xmlns:go="http://customooxmlschemas.google.com/" roundtripDataSignature="AMtx7mjyy82gEP3FLfHhjFfRnwmnsSElrw==">CgMxLjA4AHIhMWhPS3B6UDlUY2RnNHdiTHRVTFcyQWp1ZW52MmVBYVJL</go:docsCustomData>
+  <go:docsCustomData xmlns:go="http://customooxmlschemas.google.com/" roundtripDataSignature="AMtx7mivFMwStTwArFQMWHUhvLOEhAAtPQ==">CgMxLjA4AHIhMVBLVnp5WloyQWlZUUpnektPY1hyeE9WOVliYUFxc3ky</go:docsCustomData>
 </go:gDocsCustomXmlDataStorage>
 </file>
 
